--- a/data/exports/kcet-complex-numbers_revision_notes.docx
+++ b/data/exports/kcet-complex-numbers_revision_notes.docx
@@ -164,10 +164,10 @@
             <w:r>
               <w:rPr>
                 <w:b/>
-                <w:color w:val="2B6CB0"/>
+                <w:color w:val="718096"/>
                 <w:sz w:val="19"/>
               </w:rPr>
-              <w:t>High</w:t>
+              <w:t>Moderate</w:t>
             </w:r>
           </w:p>
         </w:tc>
@@ -189,7 +189,7 @@
                 <w:color w:val="2D3748"/>
                 <w:sz w:val="19"/>
               </w:rPr>
-              <w:t>Kcet Complex Numbers - Core Application</w:t>
+              <w:t>De Moivre's Theorem &amp; Cube Roots of Unity</w:t>
             </w:r>
           </w:p>
         </w:tc>
@@ -209,7 +209,7 @@
               <w:rPr>
                 <w:sz w:val="19"/>
               </w:rPr>
-              <w:t>9 PYQs</w:t>
+              <w:t>5 PYQs</w:t>
             </w:r>
           </w:p>
         </w:tc>
@@ -230,7 +230,94 @@
                 <w:color w:val="718096"/>
                 <w:sz w:val="19"/>
               </w:rPr>
-              <w:t>General Concept</w:t>
+              <w:t>Roots of Unity</w:t>
+            </w:r>
+          </w:p>
+        </w:tc>
+      </w:tr>
+      <w:tr>
+        <w:tc>
+          <w:tcPr>
+            <w:tcW w:type="dxa" w:w="2160"/>
+            <w:shd w:fill="FFFFFF"/>
+            <w:tcMar>
+              <w:top w:w="80" w:type="dxa"/>
+              <w:bottom w:w="80" w:type="dxa"/>
+              <w:left w:w="150" w:type="dxa"/>
+              <w:right w:w="150" w:type="dxa"/>
+            </w:tcMar>
+          </w:tcPr>
+          <w:p>
+            <w:r>
+              <w:rPr>
+                <w:b/>
+                <w:color w:val="718096"/>
+                <w:sz w:val="19"/>
+              </w:rPr>
+              <w:t>Moderate</w:t>
+            </w:r>
+          </w:p>
+        </w:tc>
+        <w:tc>
+          <w:tcPr>
+            <w:tcW w:type="dxa" w:w="4320"/>
+            <w:shd w:fill="FFFFFF"/>
+            <w:tcMar>
+              <w:top w:w="80" w:type="dxa"/>
+              <w:bottom w:w="80" w:type="dxa"/>
+              <w:left w:w="150" w:type="dxa"/>
+              <w:right w:w="150" w:type="dxa"/>
+            </w:tcMar>
+          </w:tcPr>
+          <w:p>
+            <w:r>
+              <w:rPr>
+                <w:b/>
+                <w:color w:val="2D3748"/>
+                <w:sz w:val="19"/>
+              </w:rPr>
+              <w:t>Modulus, Argument &amp; Polar/Euler Form</w:t>
+            </w:r>
+          </w:p>
+        </w:tc>
+        <w:tc>
+          <w:tcPr>
+            <w:tcW w:type="dxa" w:w="1728"/>
+            <w:shd w:fill="FFFFFF"/>
+            <w:tcMar>
+              <w:top w:w="80" w:type="dxa"/>
+              <w:bottom w:w="80" w:type="dxa"/>
+              <w:left w:w="150" w:type="dxa"/>
+              <w:right w:w="150" w:type="dxa"/>
+            </w:tcMar>
+          </w:tcPr>
+          <w:p>
+            <w:r>
+              <w:rPr>
+                <w:sz w:val="19"/>
+              </w:rPr>
+              <w:t>4 PYQs</w:t>
+            </w:r>
+          </w:p>
+        </w:tc>
+        <w:tc>
+          <w:tcPr>
+            <w:tcW w:type="dxa" w:w="1872"/>
+            <w:shd w:fill="FFFFFF"/>
+            <w:tcMar>
+              <w:top w:w="80" w:type="dxa"/>
+              <w:bottom w:w="80" w:type="dxa"/>
+              <w:left w:w="150" w:type="dxa"/>
+              <w:right w:w="150" w:type="dxa"/>
+            </w:tcMar>
+          </w:tcPr>
+          <w:p>
+            <w:r>
+              <w:rPr>
+                <w:color w:val="718096"/>
+                <w:sz w:val="19"/>
+              </w:rPr>
+              <w:t>Complex Basics</w:t>
             </w:r>
           </w:p>
         </w:tc>
@@ -311,6 +398,98 @@
           </w:p>
         </w:tc>
       </w:tr>
+      <w:tr>
+        <w:tc>
+          <w:tcPr>
+            <w:tcW w:type="dxa" w:w="3600"/>
+            <w:shd w:fill="F7FAFC"/>
+            <w:tcMar>
+              <w:top w:w="100" w:type="dxa"/>
+              <w:bottom w:w="100" w:type="dxa"/>
+              <w:left w:w="150" w:type="dxa"/>
+              <w:right w:w="150" w:type="dxa"/>
+            </w:tcMar>
+          </w:tcPr>
+          <w:p>
+            <w:r>
+              <w:rPr>
+                <w:b/>
+                <w:color w:val="1A365D"/>
+                <w:sz w:val="19"/>
+              </w:rPr>
+              <w:t>De Moivre's Theorem &amp; Cube Roots of Unity</w:t>
+            </w:r>
+          </w:p>
+        </w:tc>
+        <w:tc>
+          <w:tcPr>
+            <w:tcW w:type="dxa" w:w="6480"/>
+            <w:shd w:fill="F7FAFC"/>
+            <w:tcMar>
+              <w:top w:w="100" w:type="dxa"/>
+              <w:bottom w:w="100" w:type="dxa"/>
+              <w:left w:w="150" w:type="dxa"/>
+              <w:right w:w="150" w:type="dxa"/>
+            </w:tcMar>
+          </w:tcPr>
+          <w:p>
+            <w:r>
+              <w:rPr>
+                <w:rFonts w:ascii="Cambria Math" w:hAnsi="Cambria Math"/>
+                <w:color w:val="2D3748"/>
+                <w:sz w:val="19"/>
+              </w:rPr>
+              <w:t>\omega^3 = 1, \quad 1 + \omega + \omega^2 = 0, \quad \omega^2 = \bar{\omega}, \quad (\cos\theta + i\sin\theta)^n = \cos n\theta + i\sin n\theta</w:t>
+            </w:r>
+          </w:p>
+        </w:tc>
+      </w:tr>
+      <w:tr>
+        <w:tc>
+          <w:tcPr>
+            <w:tcW w:type="dxa" w:w="3600"/>
+            <w:shd w:fill="FFFFFF"/>
+            <w:tcMar>
+              <w:top w:w="100" w:type="dxa"/>
+              <w:bottom w:w="100" w:type="dxa"/>
+              <w:left w:w="150" w:type="dxa"/>
+              <w:right w:w="150" w:type="dxa"/>
+            </w:tcMar>
+          </w:tcPr>
+          <w:p>
+            <w:r>
+              <w:rPr>
+                <w:b/>
+                <w:color w:val="1A365D"/>
+                <w:sz w:val="19"/>
+              </w:rPr>
+              <w:t>Modulus, Argument &amp; Polar/Euler Form</w:t>
+            </w:r>
+          </w:p>
+        </w:tc>
+        <w:tc>
+          <w:tcPr>
+            <w:tcW w:type="dxa" w:w="6480"/>
+            <w:shd w:fill="FFFFFF"/>
+            <w:tcMar>
+              <w:top w:w="100" w:type="dxa"/>
+              <w:bottom w:w="100" w:type="dxa"/>
+              <w:left w:w="150" w:type="dxa"/>
+              <w:right w:w="150" w:type="dxa"/>
+            </w:tcMar>
+          </w:tcPr>
+          <w:p>
+            <w:r>
+              <w:rPr>
+                <w:rFonts w:ascii="Cambria Math" w:hAnsi="Cambria Math"/>
+                <w:color w:val="2D3748"/>
+                <w:sz w:val="19"/>
+              </w:rPr>
+              <w:t>z = x + iy = r e^{i\theta}, \quad |z|^2 = z \bar{z}, \quad \text{Arg}(z_1 z_2) = \text{Arg}(z_1) + \text{Arg}(z_2), \quad ||z_1| - |z_2|| \le |z_1 \pm z_2| \le |z_1| + |z_2|</w:t>
+            </w:r>
+          </w:p>
+        </w:tc>
+      </w:tr>
     </w:tbl>
     <w:p>
       <w:pPr>
@@ -338,7 +517,7 @@
           <w:color w:val="2B6CB0"/>
           <w:sz w:val="24"/>
         </w:rPr>
-        <w:t>3.1 Kcet Complex Numbers - Core Application (High Yield — 9 PYQs)</w:t>
+        <w:t>3.1 De Moivre's Theorem &amp; Cube Roots of Unity (Moderate Yield — 5 PYQs)</w:t>
       </w:r>
     </w:p>
     <w:p>
@@ -353,7 +532,7 @@
         <w:rPr>
           <w:sz w:val="20"/>
         </w:rPr>
-        <w:t>Key problem pattern in Kcet Complex Numbers.</w:t>
+        <w:t>Algebraic and geometric properties of cube roots of unity forming an equilateral triangle on the unit circle, and De Moivre powers.</w:t>
       </w:r>
     </w:p>
     <w:tbl>
@@ -391,7 +570,7 @@
                 <w:color w:val="2D3748"/>
                 <w:sz w:val="19"/>
               </w:rPr>
-              <w:t>Watch for algebraic and sign errors.</w:t>
+              <w:t>1 + ω^n + ω^2n = 3 if n is a multiple of 3, and equals 0 if n is NOT a multiple of 3.</w:t>
             </w:r>
           </w:p>
         </w:tc>
@@ -432,7 +611,7 @@
                 <w:color w:val="2D3748"/>
                 <w:sz w:val="19"/>
               </w:rPr>
-              <w:t>Verify dimensions and boundary conditions.</w:t>
+              <w:t>Factorization identity: x^3 - 1 = (x - 1)(x - ω)(x - ω^2), and x^2 + x + 1 = (x - ω)(x - ω^2).</w:t>
             </w:r>
           </w:p>
         </w:tc>
@@ -488,6 +667,187 @@
           <w:b/>
           <w:sz w:val="18"/>
         </w:rPr>
+        <w:t xml:space="preserve">[2024 Shift] Q#3 (MCQ): </w:t>
+      </w:r>
+      <w:r>
+        <w:rPr>
+          <w:sz w:val="18"/>
+        </w:rPr>
+        <w:t xml:space="preserve">"The real value of ' α ' for which (1-isinα / 1+2isinα) is purely real is..."  </w:t>
+      </w:r>
+      <w:r>
+        <w:rPr>
+          <w:b/>
+          <w:color w:val="2B6CB0"/>
+          <w:sz w:val="18"/>
+        </w:rPr>
+        <w:t>[Ans: N/A]</w:t>
+      </w:r>
+    </w:p>
+    <w:p>
+      <w:pPr>
+        <w:pStyle w:val="ListBullet"/>
+        <w:spacing w:after="40"/>
+      </w:pPr>
+      <w:r>
+        <w:rPr>
+          <w:b/>
+          <w:sz w:val="18"/>
+        </w:rPr>
+        <w:t xml:space="preserve">[2022 Shift] Q#1 (MCQ): </w:t>
+      </w:r>
+      <w:r>
+        <w:rPr>
+          <w:sz w:val="18"/>
+        </w:rPr>
+        <w:t xml:space="preserve">"If 3x+i(4x-y)=6-i where x and y are real numbers, then the values of x and y are respectively,..."  </w:t>
+      </w:r>
+      <w:r>
+        <w:rPr>
+          <w:b/>
+          <w:color w:val="2B6CB0"/>
+          <w:sz w:val="18"/>
+        </w:rPr>
+        <w:t>[Ans: N/A]</w:t>
+      </w:r>
+    </w:p>
+    <w:p>
+      <w:pPr>
+        <w:spacing w:after="120"/>
+      </w:pPr>
+    </w:p>
+    <w:p>
+      <w:pPr>
+        <w:pStyle w:val="Heading2"/>
+      </w:pPr>
+      <w:r>
+        <w:rPr>
+          <w:color w:val="2B6CB0"/>
+          <w:sz w:val="24"/>
+        </w:rPr>
+        <w:t>3.2 Modulus, Argument &amp; Polar/Euler Form (Moderate Yield — 4 PYQs)</w:t>
+      </w:r>
+    </w:p>
+    <w:p>
+      <w:r>
+        <w:rPr>
+          <w:b/>
+          <w:sz w:val="20"/>
+        </w:rPr>
+        <w:t xml:space="preserve">Core Principle: </w:t>
+      </w:r>
+      <w:r>
+        <w:rPr>
+          <w:sz w:val="20"/>
+        </w:rPr>
+        <w:t>Complex plane geometry, modulus properties, principal argument in (-π, π], and triangle inequalities.</w:t>
+      </w:r>
+    </w:p>
+    <w:tbl>
+      <w:tblPr>
+        <w:tblW w:type="auto" w:w="0"/>
+        <w:jc w:val="center"/>
+        <w:tblLook w:firstColumn="1" w:firstRow="1" w:lastColumn="0" w:lastRow="0" w:noHBand="0" w:noVBand="1" w:val="04A0"/>
+      </w:tblPr>
+      <w:tblGrid>
+        <w:gridCol w:w="10080"/>
+      </w:tblGrid>
+      <w:tr>
+        <w:tc>
+          <w:tcPr>
+            <w:tcW w:type="dxa" w:w="10080"/>
+            <w:shd w:fill="FFF5F5"/>
+            <w:tcMar>
+              <w:top w:w="100" w:type="dxa"/>
+              <w:bottom w:w="100" w:type="dxa"/>
+              <w:left w:w="150" w:type="dxa"/>
+              <w:right w:w="150" w:type="dxa"/>
+            </w:tcMar>
+          </w:tcPr>
+          <w:p>
+            <w:r>
+              <w:rPr>
+                <w:b/>
+                <w:color w:val="C53030"/>
+                <w:sz w:val="19"/>
+              </w:rPr>
+              <w:t xml:space="preserve">⚠️ Common Trap / JEE Pitfall: </w:t>
+            </w:r>
+            <w:r>
+              <w:rPr>
+                <w:color w:val="2D3748"/>
+                <w:sz w:val="19"/>
+              </w:rPr>
+              <w:t>Principal argument Arg(z) must lie strictly in (-π, π]; if z is in the second quadrant, Arg(z) = π - tan^-1|y/x|.</w:t>
+            </w:r>
+          </w:p>
+        </w:tc>
+      </w:tr>
+    </w:tbl>
+    <w:tbl>
+      <w:tblPr>
+        <w:tblW w:type="auto" w:w="0"/>
+        <w:jc w:val="center"/>
+        <w:tblLook w:firstColumn="1" w:firstRow="1" w:lastColumn="0" w:lastRow="0" w:noHBand="0" w:noVBand="1" w:val="04A0"/>
+      </w:tblPr>
+      <w:tblGrid>
+        <w:gridCol w:w="10080"/>
+      </w:tblGrid>
+      <w:tr>
+        <w:tc>
+          <w:tcPr>
+            <w:tcW w:type="dxa" w:w="10080"/>
+            <w:shd w:fill="F0FFF4"/>
+            <w:tcMar>
+              <w:top w:w="100" w:type="dxa"/>
+              <w:bottom w:w="100" w:type="dxa"/>
+              <w:left w:w="150" w:type="dxa"/>
+              <w:right w:w="150" w:type="dxa"/>
+            </w:tcMar>
+          </w:tcPr>
+          <w:p>
+            <w:r>
+              <w:rPr>
+                <w:b/>
+                <w:color w:val="276749"/>
+                <w:sz w:val="19"/>
+              </w:rPr>
+              <w:t xml:space="preserve">💡 Speed Hack / Trick: </w:t>
+            </w:r>
+            <w:r>
+              <w:rPr>
+                <w:color w:val="2D3748"/>
+                <w:sz w:val="19"/>
+              </w:rPr>
+              <w:t>Geometric interpretation: |z - z_0| = r represents a circle centered at z_0 with radius r.</w:t>
+            </w:r>
+          </w:p>
+        </w:tc>
+      </w:tr>
+    </w:tbl>
+    <w:p>
+      <w:pPr>
+        <w:spacing w:before="120" w:after="40"/>
+      </w:pPr>
+      <w:r>
+        <w:rPr>
+          <w:b/>
+          <w:color w:val="1A365D"/>
+          <w:sz w:val="19"/>
+        </w:rPr>
+        <w:t>Source PYQs testing this concept:</w:t>
+      </w:r>
+    </w:p>
+    <w:p>
+      <w:pPr>
+        <w:pStyle w:val="ListBullet"/>
+        <w:spacing w:after="40"/>
+      </w:pPr>
+      <w:r>
+        <w:rPr>
+          <w:b/>
+          <w:sz w:val="18"/>
+        </w:rPr>
         <w:t xml:space="preserve">[2025 Shift] Q#2 (MCQ): </w:t>
       </w:r>
       <w:r>
@@ -515,13 +875,40 @@
           <w:b/>
           <w:sz w:val="18"/>
         </w:rPr>
-        <w:t xml:space="preserve">[2024 Shift] Q#3 (MCQ): </w:t>
+        <w:t xml:space="preserve">[2023 Shift] Q#4 (MCQ): </w:t>
       </w:r>
       <w:r>
         <w:rPr>
           <w:sz w:val="18"/>
         </w:rPr>
-        <w:t xml:space="preserve">"The real value of ' α ' for which (1-isinα / 1+2isinα) is purely real is..."  </w:t>
+        <w:t xml:space="preserve">"The modulus of the complex number \frac(1+i)^2(1+3i)(2-6i)(2-2i) is..."  </w:t>
+      </w:r>
+      <w:r>
+        <w:rPr>
+          <w:b/>
+          <w:color w:val="2B6CB0"/>
+          <w:sz w:val="18"/>
+        </w:rPr>
+        <w:t>[Ans: N/A]</w:t>
+      </w:r>
+    </w:p>
+    <w:p>
+      <w:pPr>
+        <w:pStyle w:val="ListBullet"/>
+        <w:spacing w:after="40"/>
+      </w:pPr>
+      <w:r>
+        <w:rPr>
+          <w:b/>
+          <w:sz w:val="18"/>
+        </w:rPr>
+        <w:t xml:space="preserve">[2021 Shift] Q#2 (MCQ): </w:t>
+      </w:r>
+      <w:r>
+        <w:rPr>
+          <w:sz w:val="18"/>
+        </w:rPr>
+        <w:t xml:space="preserve">"If ((1+i / 1-i))^x=1 , then..."  </w:t>
       </w:r>
       <w:r>
         <w:rPr>
@@ -662,6 +1049,127 @@
               <w:t>Solution Analysis:</w:t>
               <w:br/>
               <w:t>(-1)^2n is always equal to 1 , because the power 2n is even. So, (-1)^2n · i^2n=1 · i^2n=i^2n Now use i^2=-1 . i^2n=(i^2)^n=(-1)^n So the given sum becomes ∑_(4)^n=1(-1)^n Now put n=1,2,3,4 : (-1)^1+(-1)^2+(-1)^3+(-1)^4 =-1+1-1+1 =0 So the correct option is 0 Option C.</w:t>
+            </w:r>
+          </w:p>
+        </w:tc>
+      </w:tr>
+    </w:tbl>
+    <w:p>
+      <w:pPr>
+        <w:spacing w:after="120"/>
+      </w:pPr>
+    </w:p>
+    <w:p>
+      <w:pPr>
+        <w:spacing w:before="160" w:after="40"/>
+      </w:pPr>
+      <w:r>
+        <w:rPr>
+          <w:b/>
+          <w:color w:val="1A365D"/>
+          <w:sz w:val="22"/>
+        </w:rPr>
+        <w:t>Benchmark Problem 2: KCET 2023 (Q#4)</w:t>
+      </w:r>
+    </w:p>
+    <w:p>
+      <w:pPr>
+        <w:spacing w:after="80"/>
+      </w:pPr>
+      <w:r>
+        <w:rPr>
+          <w:sz w:val="20"/>
+        </w:rPr>
+        <w:t>The modulus of the complex number \frac(1+i)^2(1+3i)(2-6i)(2-2i) is</w:t>
+      </w:r>
+    </w:p>
+    <w:p>
+      <w:pPr>
+        <w:pStyle w:val="ListBullet"/>
+        <w:spacing w:after="20"/>
+      </w:pPr>
+      <w:r>
+        <w:rPr>
+          <w:sz w:val="19"/>
+        </w:rPr>
+        <w:t>(A) \frac2√(2)</w:t>
+      </w:r>
+    </w:p>
+    <w:p>
+      <w:pPr>
+        <w:pStyle w:val="ListBullet"/>
+        <w:spacing w:after="20"/>
+      </w:pPr>
+      <w:r>
+        <w:rPr>
+          <w:sz w:val="19"/>
+        </w:rPr>
+        <w:t>(B) \frac1√(2)</w:t>
+      </w:r>
+    </w:p>
+    <w:p>
+      <w:pPr>
+        <w:pStyle w:val="ListBullet"/>
+        <w:spacing w:after="20"/>
+      </w:pPr>
+      <w:r>
+        <w:rPr>
+          <w:sz w:val="19"/>
+        </w:rPr>
+        <w:t>(C) \frac√(2)4</w:t>
+      </w:r>
+    </w:p>
+    <w:p>
+      <w:pPr>
+        <w:pStyle w:val="ListBullet"/>
+        <w:spacing w:after="20"/>
+      </w:pPr>
+      <w:r>
+        <w:rPr>
+          <w:sz w:val="19"/>
+        </w:rPr>
+        <w:t>(D) \frac4√(2)</w:t>
+      </w:r>
+    </w:p>
+    <w:tbl>
+      <w:tblPr>
+        <w:tblW w:type="auto" w:w="0"/>
+        <w:jc w:val="center"/>
+        <w:tblLook w:firstColumn="1" w:firstRow="1" w:lastColumn="0" w:lastRow="0" w:noHBand="0" w:noVBand="1" w:val="04A0"/>
+      </w:tblPr>
+      <w:tblGrid>
+        <w:gridCol w:w="10080"/>
+      </w:tblGrid>
+      <w:tr>
+        <w:tc>
+          <w:tcPr>
+            <w:tcW w:type="dxa" w:w="10080"/>
+            <w:shd w:fill="F7FAFC"/>
+            <w:tcMar>
+              <w:top w:w="100" w:type="dxa"/>
+              <w:bottom w:w="100" w:type="dxa"/>
+              <w:left w:w="150" w:type="dxa"/>
+              <w:right w:w="150" w:type="dxa"/>
+            </w:tcMar>
+          </w:tcPr>
+          <w:p>
+            <w:r>
+              <w:rPr>
+                <w:b/>
+                <w:color w:val="1A365D"/>
+                <w:sz w:val="19"/>
+              </w:rPr>
+              <w:t>Correct Answer: None</w:t>
+              <w:br/>
+            </w:r>
+            <w:r>
+              <w:rPr>
+                <w:color w:val="2D3748"/>
+                <w:sz w:val="18"/>
+              </w:rPr>
+              <w:t>Solution Analysis:</w:t>
+              <w:br/>
+              <w:t>Here, \frac(1+i)^2(1+3i)(2-6i)(2-2i) = \frac(1+i^2+2i)(1+3i)4-4i-12i+12i^2 = \frac2i+6i^2-8-16i=(2i-6 / -8-16i) = (i-3 / -4-8i) = (3-i / (4+8i)) × ((4-8i) / (4-8i)) = (12-28i-8 / 16+64) = (4-28i / 80)=(1-7i / 20) = (1 / 20)-(7i / 20) Letz=x+iy ∵ |z|=√(x^2)+y^2 ⇒ |z|=√(((1 / 20))^2)+((7 / 20))^2 ⇒ |z|=(1 / 20)√(50)=(5 / 20)√(2) ⇒ |z|=\frac√(2)4</w:t>
             </w:r>
           </w:p>
         </w:tc>

--- a/data/exports/kcet-complex-numbers_revision_notes.docx
+++ b/data/exports/kcet-complex-numbers_revision_notes.docx
@@ -13,7 +13,7 @@
           <w:color w:val="1A365D"/>
           <w:sz w:val="44"/>
         </w:rPr>
-        <w:t>JEE MAIN REVISION MASTER: COMPLEX NUMBERS 2026 1 QUESTIONS 1.67% WEIGHTAGE</w:t>
+        <w:t>JEE MAIN REVISION MASTER: COMPLEX NUMBERS</w:t>
       </w:r>
     </w:p>
     <w:p>

--- a/data/exports/kcet-complex-numbers_revision_notes.docx
+++ b/data/exports/kcet-complex-numbers_revision_notes.docx
@@ -189,7 +189,7 @@
                 <w:color w:val="2D3748"/>
                 <w:sz w:val="19"/>
               </w:rPr>
-              <w:t>De Moivre's Theorem &amp; Cube Roots of Unity</w:t>
+              <w:t>Modulus, Argument &amp; Polar / Euler Forms</w:t>
             </w:r>
           </w:p>
         </w:tc>
@@ -209,7 +209,7 @@
               <w:rPr>
                 <w:sz w:val="19"/>
               </w:rPr>
-              <w:t>5 PYQs</w:t>
+              <w:t>7 PYQs</w:t>
             </w:r>
           </w:p>
         </w:tc>
@@ -230,7 +230,7 @@
                 <w:color w:val="718096"/>
                 <w:sz w:val="19"/>
               </w:rPr>
-              <w:t>Roots of Unity</w:t>
+              <w:t>Complex Numbers</w:t>
             </w:r>
           </w:p>
         </w:tc>
@@ -254,7 +254,7 @@
                 <w:color w:val="718096"/>
                 <w:sz w:val="19"/>
               </w:rPr>
-              <w:t>Moderate</w:t>
+              <w:t>Standard</w:t>
             </w:r>
           </w:p>
         </w:tc>
@@ -276,7 +276,7 @@
                 <w:color w:val="2D3748"/>
                 <w:sz w:val="19"/>
               </w:rPr>
-              <w:t>Modulus, Argument &amp; Polar/Euler Form</w:t>
+              <w:t>Cube Roots of Unity &amp; Complex Equations</w:t>
             </w:r>
           </w:p>
         </w:tc>
@@ -296,7 +296,7 @@
               <w:rPr>
                 <w:sz w:val="19"/>
               </w:rPr>
-              <w:t>4 PYQs</w:t>
+              <w:t>2 PYQs</w:t>
             </w:r>
           </w:p>
         </w:tc>
@@ -317,7 +317,7 @@
                 <w:color w:val="718096"/>
                 <w:sz w:val="19"/>
               </w:rPr>
-              <w:t>Complex Basics</w:t>
+              <w:t>Roots of Unity</w:t>
             </w:r>
           </w:p>
         </w:tc>
@@ -417,7 +417,7 @@
                 <w:color w:val="1A365D"/>
                 <w:sz w:val="19"/>
               </w:rPr>
-              <w:t>De Moivre's Theorem &amp; Cube Roots of Unity</w:t>
+              <w:t>Modulus, Argument &amp; Polar / Euler Forms</w:t>
             </w:r>
           </w:p>
         </w:tc>
@@ -439,7 +439,7 @@
                 <w:color w:val="2D3748"/>
                 <w:sz w:val="19"/>
               </w:rPr>
-              <w:t>\omega^3 = 1, \quad 1 + \omega + \omega^2 = 0, \quad \omega^2 = \bar{\omega}, \quad (\cos\theta + i\sin\theta)^n = \cos n\theta + i\sin n\theta</w:t>
+              <w:t>|z_1 + z_2| \le |z_1| + |z_2| \quad (\text{Triangle Inequality}), \quad z = r e^{i\\theta}</w:t>
             </w:r>
           </w:p>
         </w:tc>
@@ -463,7 +463,7 @@
                 <w:color w:val="1A365D"/>
                 <w:sz w:val="19"/>
               </w:rPr>
-              <w:t>Modulus, Argument &amp; Polar/Euler Form</w:t>
+              <w:t>Cube Roots of Unity &amp; Complex Equations</w:t>
             </w:r>
           </w:p>
         </w:tc>
@@ -485,7 +485,7 @@
                 <w:color w:val="2D3748"/>
                 <w:sz w:val="19"/>
               </w:rPr>
-              <w:t>z = x + iy = r e^{i\theta}, \quad |z|^2 = z \bar{z}, \quad \text{Arg}(z_1 z_2) = \text{Arg}(z_1) + \text{Arg}(z_2), \quad ||z_1| - |z_2|| \le |z_1 \pm z_2| \le |z_1| + |z_2|</w:t>
+              <w:t>1 + \omega + \omega^2 = 0, \quad \omega^3 = 1, \quad \omega^{3k+1} = \omega, \quad \omega^{3k+2} = \omega^2</w:t>
             </w:r>
           </w:p>
         </w:tc>
@@ -517,7 +517,7 @@
           <w:color w:val="2B6CB0"/>
           <w:sz w:val="24"/>
         </w:rPr>
-        <w:t>3.1 De Moivre's Theorem &amp; Cube Roots of Unity (Moderate Yield — 5 PYQs)</w:t>
+        <w:t>3.1 Modulus, Argument &amp; Polar / Euler Forms (Moderate Yield — 7 PYQs)</w:t>
       </w:r>
     </w:p>
     <w:p>
@@ -532,7 +532,7 @@
         <w:rPr>
           <w:sz w:val="20"/>
         </w:rPr>
-        <w:t>Algebraic and geometric properties of cube roots of unity forming an equilateral triangle on the unit circle, and De Moivre powers.</w:t>
+        <w:t>Modulus |z| = √(a^2+b^2). Principal argument θ = Arg(z) ∈ (-π, π]. Properties: |z_1 z_2| = |z_1||z_2|, \arg(z_1 z_2) = \arg z_1 + \arg z_2, z bar(z) = |z|^2. Square root of z = a+ib: ±\left(√((|z|+a / 2)) + isgn(b)√((|z|-a / 2))\right).</w:t>
       </w:r>
     </w:p>
     <w:tbl>
@@ -570,7 +570,7 @@
                 <w:color w:val="2D3748"/>
                 <w:sz w:val="19"/>
               </w:rPr>
-              <w:t>1 + ω^n + ω^2n = 3 if n is a multiple of 3, and equals 0 if n is NOT a multiple of 3.</w:t>
+              <w:t>Principal argument is strictly defined in the interval (-π, π]; do not give values in [0, 2π] if principal argument is requested.</w:t>
             </w:r>
           </w:p>
         </w:tc>
@@ -611,7 +611,7 @@
                 <w:color w:val="2D3748"/>
                 <w:sz w:val="19"/>
               </w:rPr>
-              <w:t>Factorization identity: x^3 - 1 = (x - 1)(x - ω)(x - ω^2), and x^2 + x + 1 = (x - ω)(x - ω^2).</w:t>
+              <w:t>The triangle inequality |z_1| - |z_2| ≤ |z_1 + z_2| ≤ |z_1| + |z_2| yields the maximum and minimum distance on Argand diagrams instantly.</w:t>
             </w:r>
           </w:p>
         </w:tc>
@@ -694,13 +694,13 @@
           <w:b/>
           <w:sz w:val="18"/>
         </w:rPr>
-        <w:t xml:space="preserve">[2022 Shift] Q#1 (MCQ): </w:t>
+        <w:t xml:space="preserve">[2023 Shift] Q#4 (MCQ): </w:t>
       </w:r>
       <w:r>
         <w:rPr>
           <w:sz w:val="18"/>
         </w:rPr>
-        <w:t xml:space="preserve">"If 3x+i(4x-y)=6-i where x and y are real numbers, then the values of x and y are respectively,..."  </w:t>
+        <w:t xml:space="preserve">"The modulus of the complex number \frac(1+i)^2(1+3i)(2-6i)(2-2i) is..."  </w:t>
       </w:r>
       <w:r>
         <w:rPr>
@@ -725,7 +725,7 @@
           <w:color w:val="2B6CB0"/>
           <w:sz w:val="24"/>
         </w:rPr>
-        <w:t>3.2 Modulus, Argument &amp; Polar/Euler Form (Moderate Yield — 4 PYQs)</w:t>
+        <w:t>3.2 Cube Roots of Unity &amp; Complex Equations (Standard Yield — 2 PYQs)</w:t>
       </w:r>
     </w:p>
     <w:p>
@@ -740,7 +740,7 @@
         <w:rPr>
           <w:sz w:val="20"/>
         </w:rPr>
-        <w:t>Complex plane geometry, modulus properties, principal argument in (-π, π], and triangle inequalities.</w:t>
+        <w:t>Cube roots of unity are 1, ω, ω^2 where ω = \frac-1 + i√(3)2 and ω^2 = \frac-1 - i√(3)2. Fundamental relations: 1 + ω + ω^2 = 0 and ω^3 = 1. Factors: a^3 - b^3 = (a-b)(a - bω)(a - bω^2); a^3 + b^3 + c^3 - 3abc = (a+b+c)(a + bω + cω^2)(a + bω^2 + cω).</w:t>
       </w:r>
     </w:p>
     <w:tbl>
@@ -778,7 +778,7 @@
                 <w:color w:val="2D3748"/>
                 <w:sz w:val="19"/>
               </w:rPr>
-              <w:t>Principal argument Arg(z) must lie strictly in (-π, π]; if z is in the second quadrant, Arg(z) = π - tan^-1|y/x|.</w:t>
+              <w:t>When reducing higher powers of ω, divide the exponent by 3 and keep ONLY the remainder: ω^100 = ω^3(33)+1 = ω^1 = ω.</w:t>
             </w:r>
           </w:p>
         </w:tc>
@@ -819,7 +819,7 @@
                 <w:color w:val="2D3748"/>
                 <w:sz w:val="19"/>
               </w:rPr>
-              <w:t>Geometric interpretation: |z - z_0| = r represents a circle centered at z_0 with radius r.</w:t>
+              <w:t>The three cube roots of unity form the vertices of an equilateral triangle inscribed in a unit circle centered at the origin on the Argand plane.</w:t>
             </w:r>
           </w:p>
         </w:tc>
@@ -875,40 +875,13 @@
           <w:b/>
           <w:sz w:val="18"/>
         </w:rPr>
-        <w:t xml:space="preserve">[2023 Shift] Q#4 (MCQ): </w:t>
+        <w:t xml:space="preserve">[2022 Shift] Q#1 (MCQ): </w:t>
       </w:r>
       <w:r>
         <w:rPr>
           <w:sz w:val="18"/>
         </w:rPr>
-        <w:t xml:space="preserve">"The modulus of the complex number \frac(1+i)^2(1+3i)(2-6i)(2-2i) is..."  </w:t>
-      </w:r>
-      <w:r>
-        <w:rPr>
-          <w:b/>
-          <w:color w:val="2B6CB0"/>
-          <w:sz w:val="18"/>
-        </w:rPr>
-        <w:t>[Ans: N/A]</w:t>
-      </w:r>
-    </w:p>
-    <w:p>
-      <w:pPr>
-        <w:pStyle w:val="ListBullet"/>
-        <w:spacing w:after="40"/>
-      </w:pPr>
-      <w:r>
-        <w:rPr>
-          <w:b/>
-          <w:sz w:val="18"/>
-        </w:rPr>
-        <w:t xml:space="preserve">[2021 Shift] Q#2 (MCQ): </w:t>
-      </w:r>
-      <w:r>
-        <w:rPr>
-          <w:sz w:val="18"/>
-        </w:rPr>
-        <w:t xml:space="preserve">"If ((1+i / 1-i))^x=1 , then..."  </w:t>
+        <w:t xml:space="preserve">"If 3x+i(4x-y)=6-i where x and y are real numbers, then the values of x and y are respectively,..."  </w:t>
       </w:r>
       <w:r>
         <w:rPr>
@@ -1069,7 +1042,7 @@
           <w:color w:val="1A365D"/>
           <w:sz w:val="22"/>
         </w:rPr>
-        <w:t>Benchmark Problem 2: KCET 2023 (Q#4)</w:t>
+        <w:t>Benchmark Problem 2: KCET 2022 (Q#1)</w:t>
       </w:r>
     </w:p>
     <w:p>
@@ -1080,7 +1053,7 @@
         <w:rPr>
           <w:sz w:val="20"/>
         </w:rPr>
-        <w:t>The modulus of the complex number \frac(1+i)^2(1+3i)(2-6i)(2-2i) is</w:t>
+        <w:t>If 3x+i(4x-y)=6-i where x and y are real numbers, then the values of x and y are respectively,</w:t>
       </w:r>
     </w:p>
     <w:p>
@@ -1092,7 +1065,7 @@
         <w:rPr>
           <w:sz w:val="19"/>
         </w:rPr>
-        <w:t>(A) \frac2√(2)</w:t>
+        <w:t>(A) 3, 9</w:t>
       </w:r>
     </w:p>
     <w:p>
@@ -1104,7 +1077,7 @@
         <w:rPr>
           <w:sz w:val="19"/>
         </w:rPr>
-        <w:t>(B) \frac1√(2)</w:t>
+        <w:t>(B) 2, 4</w:t>
       </w:r>
     </w:p>
     <w:p>
@@ -1116,7 +1089,7 @@
         <w:rPr>
           <w:sz w:val="19"/>
         </w:rPr>
-        <w:t>(C) \frac√(2)4</w:t>
+        <w:t>(C) 2, 9</w:t>
       </w:r>
     </w:p>
     <w:p>
@@ -1128,7 +1101,7 @@
         <w:rPr>
           <w:sz w:val="19"/>
         </w:rPr>
-        <w:t>(D) \frac4√(2)</w:t>
+        <w:t>(D) 3, 4</w:t>
       </w:r>
     </w:p>
     <w:tbl>
@@ -1169,7 +1142,7 @@
               </w:rPr>
               <w:t>Solution Analysis:</w:t>
               <w:br/>
-              <w:t>Here, \frac(1+i)^2(1+3i)(2-6i)(2-2i) = \frac(1+i^2+2i)(1+3i)4-4i-12i+12i^2 = \frac2i+6i^2-8-16i=(2i-6 / -8-16i) = (i-3 / -4-8i) = (3-i / (4+8i)) × ((4-8i) / (4-8i)) = (12-28i-8 / 16+64) = (4-28i / 80)=(1-7i / 20) = (1 / 20)-(7i / 20) Letz=x+iy ∵ |z|=√(x^2)+y^2 ⇒ |z|=√(((1 / 20))^2)+((7 / 20))^2 ⇒ |z|=(1 / 20)√(50)=(5 / 20)√(2) ⇒ |z|=\frac√(2)4</w:t>
+              <w:t>3x+i(4x-y)=6-i On comparing real and imaginary parts of LHS and RHS, we get 3x =6and4x-y=-1 ⇒ 3x =6 ⇒ x=2 Put x=2 into 4x-y=-1 , we get 4 × 2-y=-1 ⇒ 8+1=y ⇒ y=9</w:t>
             </w:r>
           </w:p>
         </w:tc>
